--- a/Model/test/UK_notif_shablon.docx
+++ b/Model/test/UK_notif_shablon.docx
@@ -220,6 +220,7 @@
               </w:rPr>
               <w:t>_</w:t>
             </w:r>
+            <w:proofErr w:type="gramStart"/>
             <w:r>
               <w:rPr>
                 <w:rFonts w:ascii="Times New Roman" w:eastAsia="Times New Roman" w:hAnsi="Times New Roman" w:cs="Times New Roman"/>
@@ -252,6 +253,7 @@
               <w:t>addr</w:t>
             </w:r>
             <w:proofErr w:type="spellEnd"/>
+            <w:proofErr w:type="gramEnd"/>
             <w:r>
               <w:rPr>
                 <w:rFonts w:ascii="Times New Roman" w:eastAsia="Times New Roman" w:hAnsi="Times New Roman" w:cs="Times New Roman"/>
@@ -896,7 +898,7 @@
           <w:b/>
           <w:sz w:val="28"/>
           <w:szCs w:val="28"/>
-          <w:lang w:val="en-US" w:eastAsia="x-none"/>
+          <w:lang w:eastAsia="x-none"/>
         </w:rPr>
       </w:pPr>
       <w:r>
@@ -918,44 +920,8 @@
           <w:rFonts w:ascii="Times New Roman" w:hAnsi="Times New Roman" w:cs="Times New Roman"/>
           <w:sz w:val="24"/>
           <w:szCs w:val="24"/>
-          <w:lang w:val="en-US"/>
         </w:rPr>
       </w:pPr>
-      <w:r>
-        <w:rPr>
-          <w:rFonts w:ascii="Times New Roman" w:hAnsi="Times New Roman" w:cs="Times New Roman"/>
-          <w:sz w:val="24"/>
-          <w:szCs w:val="24"/>
-          <w:lang w:val="en-US"/>
-        </w:rPr>
-        <w:t>{{</w:t>
-      </w:r>
-      <w:r>
-        <w:rPr>
-          <w:rFonts w:ascii="Times New Roman" w:hAnsi="Times New Roman" w:cs="Times New Roman"/>
-          <w:sz w:val="24"/>
-          <w:szCs w:val="24"/>
-        </w:rPr>
-        <w:t>:</w:t>
-      </w:r>
-      <w:r>
-        <w:rPr>
-          <w:rFonts w:ascii="Times New Roman" w:hAnsi="Times New Roman" w:cs="Times New Roman"/>
-          <w:sz w:val="24"/>
-          <w:szCs w:val="24"/>
-          <w:lang w:val="en-US"/>
-        </w:rPr>
-        <w:t>table}</w:t>
-      </w:r>
-      <w:r>
-        <w:rPr>
-          <w:rFonts w:ascii="Times New Roman" w:hAnsi="Times New Roman" w:cs="Times New Roman"/>
-          <w:sz w:val="24"/>
-          <w:szCs w:val="24"/>
-          <w:lang w:val="en-US"/>
-        </w:rPr>
-        <w:t>}</w:t>
-      </w:r>
     </w:p>
     <w:p>
       <w:pPr>
@@ -966,6 +932,32 @@
           <w:szCs w:val="24"/>
         </w:rPr>
       </w:pPr>
+      <w:r>
+        <w:rPr>
+          <w:rFonts w:ascii="Times New Roman" w:hAnsi="Times New Roman" w:cs="Times New Roman"/>
+          <w:sz w:val="24"/>
+          <w:szCs w:val="24"/>
+        </w:rPr>
+        <w:t>{{</w:t>
+      </w:r>
+      <w:proofErr w:type="spellStart"/>
+      <w:r>
+        <w:rPr>
+          <w:rFonts w:ascii="Times New Roman" w:hAnsi="Times New Roman" w:cs="Times New Roman"/>
+          <w:sz w:val="24"/>
+          <w:szCs w:val="24"/>
+        </w:rPr>
+        <w:t>УК:Лицевой_счет:Адрес</w:t>
+      </w:r>
+      <w:proofErr w:type="spellEnd"/>
+      <w:r>
+        <w:rPr>
+          <w:rFonts w:ascii="Times New Roman" w:hAnsi="Times New Roman" w:cs="Times New Roman"/>
+          <w:sz w:val="24"/>
+          <w:szCs w:val="24"/>
+        </w:rPr>
+        <w:t xml:space="preserve"> объекта+Дом+Квартира+НП:Дата:Время:table}}</w:t>
+      </w:r>
     </w:p>
     <w:sectPr>
       <w:pgSz w:w="11906" w:h="16838"/>
